--- a/rsp-dashboard/public/templates/Assignment Order - School-Based.docx
+++ b/rsp-dashboard/public/templates/Assignment Order - School-Based.docx
@@ -24,7 +24,23 @@
           <w:rFonts w:ascii="Bookman Old Style" w:hAnsi="Bookman Old Style" w:cs="Tahoma"/>
           <w:b/>
         </w:rPr>
-        <w:t>{Assignment_Order_No}</w:t>
+        <w:t>{</w:t>
+      </w:r>
+      <w:proofErr w:type="spellStart"/>
+      <w:r>
+        <w:rPr>
+          <w:rFonts w:ascii="Bookman Old Style" w:hAnsi="Bookman Old Style" w:cs="Tahoma"/>
+          <w:b/>
+        </w:rPr>
+        <w:t>Assignment_Order_No</w:t>
+      </w:r>
+      <w:proofErr w:type="spellEnd"/>
+      <w:r>
+        <w:rPr>
+          <w:rFonts w:ascii="Bookman Old Style" w:hAnsi="Bookman Old Style" w:cs="Tahoma"/>
+          <w:b/>
+        </w:rPr>
+        <w:t>}</w:t>
       </w:r>
       <w:r>
         <w:rPr>
@@ -575,24 +591,6 @@
       <w:pPr>
         <w:pStyle w:val="NoSpacing"/>
         <w:rPr>
-          <w:sz w:val="12"/>
-          <w:szCs w:val="12"/>
-        </w:rPr>
-      </w:pPr>
-    </w:p>
-    <w:p>
-      <w:pPr>
-        <w:pStyle w:val="NoSpacing"/>
-        <w:rPr>
-          <w:sz w:val="12"/>
-          <w:szCs w:val="12"/>
-        </w:rPr>
-      </w:pPr>
-    </w:p>
-    <w:p>
-      <w:pPr>
-        <w:pStyle w:val="NoSpacing"/>
-        <w:rPr>
           <w:rFonts w:ascii="Bookman Old Style" w:hAnsi="Bookman Old Style"/>
           <w:sz w:val="16"/>
           <w:szCs w:val="16"/>
@@ -645,60 +643,174 @@
         <w:pStyle w:val="NoSpacing"/>
         <w:rPr>
           <w:rFonts w:ascii="Bookman Old Style" w:hAnsi="Bookman Old Style"/>
-          <w:sz w:val="12"/>
-          <w:szCs w:val="12"/>
+          <w:sz w:val="16"/>
+          <w:szCs w:val="16"/>
         </w:rPr>
       </w:pPr>
     </w:p>
     <w:p>
       <w:pPr>
         <w:pStyle w:val="NoSpacing"/>
+        <w:ind w:left="720"/>
         <w:rPr>
           <w:rFonts w:ascii="Bookman Old Style" w:hAnsi="Bookman Old Style"/>
-          <w:sz w:val="12"/>
-          <w:szCs w:val="12"/>
-        </w:rPr>
-      </w:pPr>
+          <w:sz w:val="16"/>
+          <w:szCs w:val="16"/>
+        </w:rPr>
+      </w:pPr>
+      <w:r>
+        <w:rPr>
+          <w:rFonts w:ascii="Bookman Old Style" w:hAnsi="Bookman Old Style"/>
+          <w:sz w:val="16"/>
+          <w:szCs w:val="16"/>
+        </w:rPr>
+        <w:t>{CC_</w:t>
+      </w:r>
+      <w:r>
+        <w:rPr>
+          <w:rFonts w:ascii="Bookman Old Style" w:hAnsi="Bookman Old Style"/>
+          <w:sz w:val="16"/>
+          <w:szCs w:val="16"/>
+        </w:rPr>
+        <w:t>3</w:t>
+      </w:r>
+      <w:r>
+        <w:rPr>
+          <w:rFonts w:ascii="Bookman Old Style" w:hAnsi="Bookman Old Style"/>
+          <w:sz w:val="16"/>
+          <w:szCs w:val="16"/>
+        </w:rPr>
+        <w:t>}</w:t>
+      </w:r>
     </w:p>
     <w:p>
       <w:pPr>
         <w:pStyle w:val="NoSpacing"/>
         <w:rPr>
           <w:rFonts w:ascii="Bookman Old Style" w:hAnsi="Bookman Old Style"/>
-          <w:sz w:val="12"/>
-          <w:szCs w:val="12"/>
-        </w:rPr>
-      </w:pPr>
+          <w:sz w:val="16"/>
+          <w:szCs w:val="16"/>
+        </w:rPr>
+      </w:pPr>
+      <w:r>
+        <w:rPr>
+          <w:rFonts w:ascii="Bookman Old Style" w:hAnsi="Bookman Old Style"/>
+          <w:sz w:val="16"/>
+          <w:szCs w:val="16"/>
+        </w:rPr>
+        <w:tab/>
+      </w:r>
+      <w:r>
+        <w:rPr>
+          <w:rFonts w:ascii="Bookman Old Style" w:hAnsi="Bookman Old Style"/>
+          <w:sz w:val="16"/>
+          <w:szCs w:val="16"/>
+        </w:rPr>
+        <w:t>{POSITIONS_OF_CC_</w:t>
+      </w:r>
+      <w:r>
+        <w:rPr>
+          <w:rFonts w:ascii="Bookman Old Style" w:hAnsi="Bookman Old Style"/>
+          <w:sz w:val="16"/>
+          <w:szCs w:val="16"/>
+        </w:rPr>
+        <w:t>3</w:t>
+      </w:r>
+      <w:r>
+        <w:rPr>
+          <w:rFonts w:ascii="Bookman Old Style" w:hAnsi="Bookman Old Style"/>
+          <w:sz w:val="16"/>
+          <w:szCs w:val="16"/>
+        </w:rPr>
+        <w:t>}</w:t>
+      </w:r>
     </w:p>
     <w:p>
       <w:pPr>
         <w:pStyle w:val="NoSpacing"/>
         <w:rPr>
           <w:rFonts w:ascii="Bookman Old Style" w:hAnsi="Bookman Old Style"/>
-          <w:sz w:val="12"/>
-          <w:szCs w:val="12"/>
+          <w:sz w:val="16"/>
+          <w:szCs w:val="16"/>
         </w:rPr>
       </w:pPr>
     </w:p>
     <w:p>
       <w:pPr>
         <w:pStyle w:val="NoSpacing"/>
+        <w:ind w:firstLine="720"/>
         <w:rPr>
           <w:rFonts w:ascii="Bookman Old Style" w:hAnsi="Bookman Old Style"/>
-          <w:sz w:val="12"/>
-          <w:szCs w:val="12"/>
-        </w:rPr>
-      </w:pPr>
+          <w:sz w:val="16"/>
+          <w:szCs w:val="16"/>
+        </w:rPr>
+      </w:pPr>
+      <w:r>
+        <w:rPr>
+          <w:rFonts w:ascii="Bookman Old Style" w:hAnsi="Bookman Old Style"/>
+          <w:sz w:val="16"/>
+          <w:szCs w:val="16"/>
+        </w:rPr>
+        <w:t>{CC_</w:t>
+      </w:r>
+      <w:r>
+        <w:rPr>
+          <w:rFonts w:ascii="Bookman Old Style" w:hAnsi="Bookman Old Style"/>
+          <w:sz w:val="16"/>
+          <w:szCs w:val="16"/>
+        </w:rPr>
+        <w:t>4</w:t>
+      </w:r>
+      <w:r>
+        <w:rPr>
+          <w:rFonts w:ascii="Bookman Old Style" w:hAnsi="Bookman Old Style"/>
+          <w:sz w:val="16"/>
+          <w:szCs w:val="16"/>
+        </w:rPr>
+        <w:t>}</w:t>
+      </w:r>
     </w:p>
     <w:p>
       <w:pPr>
         <w:pStyle w:val="NoSpacing"/>
         <w:rPr>
           <w:rFonts w:ascii="Bookman Old Style" w:hAnsi="Bookman Old Style"/>
-          <w:sz w:val="12"/>
-          <w:szCs w:val="12"/>
-        </w:rPr>
-      </w:pPr>
+          <w:sz w:val="16"/>
+          <w:szCs w:val="16"/>
+        </w:rPr>
+      </w:pPr>
+      <w:r>
+        <w:rPr>
+          <w:rFonts w:ascii="Bookman Old Style" w:hAnsi="Bookman Old Style"/>
+          <w:sz w:val="16"/>
+          <w:szCs w:val="16"/>
+        </w:rPr>
+        <w:tab/>
+      </w:r>
+      <w:r>
+        <w:rPr>
+          <w:rFonts w:ascii="Bookman Old Style" w:hAnsi="Bookman Old Style"/>
+          <w:sz w:val="16"/>
+          <w:szCs w:val="16"/>
+        </w:rPr>
+        <w:t>{POSITIONS_OF_CC_</w:t>
+      </w:r>
+      <w:r>
+        <w:rPr>
+          <w:rFonts w:ascii="Bookman Old Style" w:hAnsi="Bookman Old Style"/>
+          <w:sz w:val="16"/>
+          <w:szCs w:val="16"/>
+        </w:rPr>
+        <w:t>4</w:t>
+      </w:r>
+      <w:r>
+        <w:rPr>
+          <w:rFonts w:ascii="Bookman Old Style" w:hAnsi="Bookman Old Style"/>
+          <w:sz w:val="16"/>
+          <w:szCs w:val="16"/>
+        </w:rPr>
+        <w:t>}</w:t>
+      </w:r>
     </w:p>
     <w:p>
       <w:pPr>

--- a/rsp-dashboard/public/templates/Assignment Order - School-Based.docx
+++ b/rsp-dashboard/public/templates/Assignment Order - School-Based.docx
@@ -47,7 +47,30 @@
           <w:rFonts w:ascii="Bookman Old Style" w:hAnsi="Bookman Old Style" w:cs="Tahoma"/>
           <w:b/>
         </w:rPr>
-        <w:t>, s. 2025</w:t>
+        <w:t xml:space="preserve">, s. </w:t>
+      </w:r>
+      <w:r>
+        <w:rPr>
+          <w:rFonts w:ascii="Bookman Old Style" w:hAnsi="Bookman Old Style" w:cs="Tahoma"/>
+          <w:b/>
+        </w:rPr>
+        <w:t>{{</w:t>
+      </w:r>
+      <w:proofErr w:type="spellStart"/>
+      <w:r>
+        <w:rPr>
+          <w:rFonts w:ascii="Bookman Old Style" w:hAnsi="Bookman Old Style" w:cs="Tahoma"/>
+          <w:b/>
+        </w:rPr>
+        <w:t>Assignment_Order_Year</w:t>
+      </w:r>
+      <w:proofErr w:type="spellEnd"/>
+      <w:r>
+        <w:rPr>
+          <w:rFonts w:ascii="Bookman Old Style" w:hAnsi="Bookman Old Style" w:cs="Tahoma"/>
+          <w:b/>
+        </w:rPr>
+        <w:t>}}</w:t>
       </w:r>
       <w:r>
         <w:rPr>
@@ -664,152 +687,88 @@
           <w:sz w:val="16"/>
           <w:szCs w:val="16"/>
         </w:rPr>
-        <w:t>{CC_</w:t>
-      </w:r>
-      <w:r>
+        <w:t>{CC_3}</w:t>
+      </w:r>
+    </w:p>
+    <w:p>
+      <w:pPr>
+        <w:pStyle w:val="NoSpacing"/>
         <w:rPr>
           <w:rFonts w:ascii="Bookman Old Style" w:hAnsi="Bookman Old Style"/>
           <w:sz w:val="16"/>
           <w:szCs w:val="16"/>
         </w:rPr>
-        <w:t>3</w:t>
-      </w:r>
+      </w:pPr>
       <w:r>
         <w:rPr>
           <w:rFonts w:ascii="Bookman Old Style" w:hAnsi="Bookman Old Style"/>
           <w:sz w:val="16"/>
           <w:szCs w:val="16"/>
         </w:rPr>
-        <w:t>}</w:t>
-      </w:r>
-    </w:p>
-    <w:p>
-      <w:pPr>
-        <w:pStyle w:val="NoSpacing"/>
+        <w:tab/>
+      </w:r>
+      <w:r>
         <w:rPr>
           <w:rFonts w:ascii="Bookman Old Style" w:hAnsi="Bookman Old Style"/>
           <w:sz w:val="16"/>
           <w:szCs w:val="16"/>
         </w:rPr>
-      </w:pPr>
-      <w:r>
+        <w:t>{POSITIONS_OF_CC_3}</w:t>
+      </w:r>
+    </w:p>
+    <w:p>
+      <w:pPr>
+        <w:pStyle w:val="NoSpacing"/>
         <w:rPr>
           <w:rFonts w:ascii="Bookman Old Style" w:hAnsi="Bookman Old Style"/>
           <w:sz w:val="16"/>
           <w:szCs w:val="16"/>
         </w:rPr>
-        <w:tab/>
-      </w:r>
-      <w:r>
+      </w:pPr>
+    </w:p>
+    <w:p>
+      <w:pPr>
+        <w:pStyle w:val="NoSpacing"/>
+        <w:ind w:firstLine="720"/>
         <w:rPr>
           <w:rFonts w:ascii="Bookman Old Style" w:hAnsi="Bookman Old Style"/>
           <w:sz w:val="16"/>
           <w:szCs w:val="16"/>
         </w:rPr>
-        <w:t>{POSITIONS_OF_CC_</w:t>
-      </w:r>
+      </w:pPr>
       <w:r>
         <w:rPr>
           <w:rFonts w:ascii="Bookman Old Style" w:hAnsi="Bookman Old Style"/>
           <w:sz w:val="16"/>
           <w:szCs w:val="16"/>
         </w:rPr>
-        <w:t>3</w:t>
-      </w:r>
-      <w:r>
+        <w:t>{CC_4}</w:t>
+      </w:r>
+    </w:p>
+    <w:p>
+      <w:pPr>
+        <w:pStyle w:val="NoSpacing"/>
         <w:rPr>
           <w:rFonts w:ascii="Bookman Old Style" w:hAnsi="Bookman Old Style"/>
           <w:sz w:val="16"/>
           <w:szCs w:val="16"/>
         </w:rPr>
-        <w:t>}</w:t>
-      </w:r>
-    </w:p>
-    <w:p>
-      <w:pPr>
-        <w:pStyle w:val="NoSpacing"/>
+      </w:pPr>
+      <w:r>
         <w:rPr>
           <w:rFonts w:ascii="Bookman Old Style" w:hAnsi="Bookman Old Style"/>
           <w:sz w:val="16"/>
           <w:szCs w:val="16"/>
         </w:rPr>
-      </w:pPr>
-    </w:p>
-    <w:p>
-      <w:pPr>
-        <w:pStyle w:val="NoSpacing"/>
-        <w:ind w:firstLine="720"/>
+        <w:tab/>
+      </w:r>
+      <w:r>
         <w:rPr>
           <w:rFonts w:ascii="Bookman Old Style" w:hAnsi="Bookman Old Style"/>
           <w:sz w:val="16"/>
           <w:szCs w:val="16"/>
         </w:rPr>
-      </w:pPr>
-      <w:r>
-        <w:rPr>
-          <w:rFonts w:ascii="Bookman Old Style" w:hAnsi="Bookman Old Style"/>
-          <w:sz w:val="16"/>
-          <w:szCs w:val="16"/>
-        </w:rPr>
-        <w:t>{CC_</w:t>
-      </w:r>
-      <w:r>
-        <w:rPr>
-          <w:rFonts w:ascii="Bookman Old Style" w:hAnsi="Bookman Old Style"/>
-          <w:sz w:val="16"/>
-          <w:szCs w:val="16"/>
-        </w:rPr>
-        <w:t>4</w:t>
-      </w:r>
-      <w:r>
-        <w:rPr>
-          <w:rFonts w:ascii="Bookman Old Style" w:hAnsi="Bookman Old Style"/>
-          <w:sz w:val="16"/>
-          <w:szCs w:val="16"/>
-        </w:rPr>
-        <w:t>}</w:t>
-      </w:r>
-    </w:p>
-    <w:p>
-      <w:pPr>
-        <w:pStyle w:val="NoSpacing"/>
-        <w:rPr>
-          <w:rFonts w:ascii="Bookman Old Style" w:hAnsi="Bookman Old Style"/>
-          <w:sz w:val="16"/>
-          <w:szCs w:val="16"/>
-        </w:rPr>
-      </w:pPr>
-      <w:r>
-        <w:rPr>
-          <w:rFonts w:ascii="Bookman Old Style" w:hAnsi="Bookman Old Style"/>
-          <w:sz w:val="16"/>
-          <w:szCs w:val="16"/>
-        </w:rPr>
-        <w:tab/>
-      </w:r>
-      <w:r>
-        <w:rPr>
-          <w:rFonts w:ascii="Bookman Old Style" w:hAnsi="Bookman Old Style"/>
-          <w:sz w:val="16"/>
-          <w:szCs w:val="16"/>
-        </w:rPr>
-        <w:t>{POSITIONS_OF_CC_</w:t>
-      </w:r>
-      <w:r>
-        <w:rPr>
-          <w:rFonts w:ascii="Bookman Old Style" w:hAnsi="Bookman Old Style"/>
-          <w:sz w:val="16"/>
-          <w:szCs w:val="16"/>
-        </w:rPr>
-        <w:t>4</w:t>
-      </w:r>
-      <w:r>
-        <w:rPr>
-          <w:rFonts w:ascii="Bookman Old Style" w:hAnsi="Bookman Old Style"/>
-          <w:sz w:val="16"/>
-          <w:szCs w:val="16"/>
-        </w:rPr>
-        <w:t>}</w:t>
+        <w:t>{POSITIONS_OF_CC_4}</w:t>
       </w:r>
     </w:p>
     <w:p>

--- a/rsp-dashboard/public/templates/Assignment Order - School-Based.docx
+++ b/rsp-dashboard/public/templates/Assignment Order - School-Based.docx
@@ -54,7 +54,7 @@
           <w:rFonts w:ascii="Bookman Old Style" w:hAnsi="Bookman Old Style" w:cs="Tahoma"/>
           <w:b/>
         </w:rPr>
-        <w:t>{{</w:t>
+        <w:t>{</w:t>
       </w:r>
       <w:proofErr w:type="spellStart"/>
       <w:r>
@@ -70,7 +70,7 @@
           <w:rFonts w:ascii="Bookman Old Style" w:hAnsi="Bookman Old Style" w:cs="Tahoma"/>
           <w:b/>
         </w:rPr>
-        <w:t>}}</w:t>
+        <w:t>}</w:t>
       </w:r>
       <w:r>
         <w:rPr>
